--- a/Practice_4/practice_4_report.docx
+++ b/Practice_4/practice_4_report.docx
@@ -202,23 +202,7 @@
           <w:lang w:val="uk-UA"/>
         </w:rPr>
         <w:br/>
-        <w:t>до практичної роботи №</w:t>
-      </w:r>
-      <w:r>
-        <w:rPr>
-          <w:b/>
-          <w:bCs/>
-          <w:lang w:val="uk-UA"/>
-        </w:rPr>
-        <w:t>4</w:t>
-      </w:r>
-      <w:r>
-        <w:rPr>
-          <w:b/>
-          <w:bCs/>
-          <w:lang w:val="uk-UA"/>
-        </w:rPr>
-        <w:t>:</w:t>
+        <w:t>до практичної роботи №4:</w:t>
       </w:r>
     </w:p>
     <w:p>
@@ -449,13 +433,7 @@
         <w:rPr>
           <w:lang w:val="uk-UA"/>
         </w:rPr>
-        <w:t xml:space="preserve"> </w:t>
-      </w:r>
-      <w:r>
-        <w:rPr>
-          <w:lang w:val="uk-UA"/>
-        </w:rPr>
-        <w:t xml:space="preserve">Ознайомитися з основними механізмами взаємодії між процесами в </w:t>
+        <w:t xml:space="preserve"> Ознайомитися з основними механізмами взаємодії між процесами в </w:t>
       </w:r>
       <w:proofErr w:type="spellStart"/>
       <w:r>
@@ -572,13 +550,7 @@
         <w:rPr>
           <w:lang w:val="uk-UA"/>
         </w:rPr>
-        <w:t>Написати програму</w:t>
-      </w:r>
-      <w:r>
-        <w:rPr>
-          <w:lang w:val="uk-UA"/>
-        </w:rPr>
-        <w:t xml:space="preserve"> в </w:t>
+        <w:t xml:space="preserve">Написати програму в </w:t>
       </w:r>
       <w:proofErr w:type="spellStart"/>
       <w:r>
@@ -733,6 +705,7 @@
         <w:rPr>
           <w:b/>
           <w:bCs/>
+          <w:noProof/>
           <w:lang w:val="uk-UA"/>
         </w:rPr>
         <w:drawing>
@@ -813,6 +786,37 @@
         </w:rPr>
         <w:t xml:space="preserve"> </w:t>
       </w:r>
+      <w:hyperlink r:id="rId9" w:history="1">
+        <w:r>
+          <w:rPr>
+            <w:rStyle w:val="a9"/>
+            <w:b/>
+            <w:bCs/>
+            <w:lang w:val="uk-UA"/>
+          </w:rPr>
+          <w:t>https://github.com/M</w:t>
+        </w:r>
+        <w:bookmarkStart w:id="0" w:name="_GoBack"/>
+        <w:bookmarkEnd w:id="0"/>
+        <w:r>
+          <w:rPr>
+            <w:rStyle w:val="a9"/>
+            <w:b/>
+            <w:bCs/>
+            <w:lang w:val="uk-UA"/>
+          </w:rPr>
+          <w:t>a</w:t>
+        </w:r>
+        <w:r>
+          <w:rPr>
+            <w:rStyle w:val="a9"/>
+            <w:b/>
+            <w:bCs/>
+            <w:lang w:val="uk-UA"/>
+          </w:rPr>
+          <w:t>ksymH-1/Architecture_Practice_tasks/blob/main/Practice_4/str_len.py</w:t>
+        </w:r>
+      </w:hyperlink>
     </w:p>
     <w:p>
       <w:pPr>
@@ -844,6 +848,7 @@
         <w:rPr>
           <w:b/>
           <w:bCs/>
+          <w:noProof/>
         </w:rPr>
         <w:drawing>
           <wp:inline distT="0" distB="0" distL="0" distR="0" wp14:anchorId="5F322CC3" wp14:editId="34A153E0">
@@ -861,7 +866,7 @@
                     <pic:cNvPicPr/>
                   </pic:nvPicPr>
                   <pic:blipFill>
-                    <a:blip r:embed="rId9"/>
+                    <a:blip r:embed="rId10"/>
                     <a:stretch>
                       <a:fillRect/>
                     </a:stretch>
@@ -921,6 +926,7 @@
           <w:bCs/>
           <w:lang w:val="uk-UA"/>
         </w:rPr>
+        <w:lastRenderedPageBreak/>
         <w:t>Механізм взаємодії</w:t>
       </w:r>
       <w:r>
@@ -977,7 +983,6 @@
           <w:bCs/>
           <w:lang w:val="uk-UA"/>
         </w:rPr>
-        <w:lastRenderedPageBreak/>
         <w:t>Об’єкт передачі</w:t>
       </w:r>
       <w:r>
@@ -998,13 +1003,7 @@
         <w:rPr>
           <w:lang w:val="uk-UA"/>
         </w:rPr>
-        <w:t xml:space="preserve"> передаються текстові дані</w:t>
-      </w:r>
-      <w:r>
-        <w:rPr>
-          <w:lang w:val="uk-UA"/>
-        </w:rPr>
-        <w:t>.</w:t>
+        <w:t xml:space="preserve"> передаються текстові дані.</w:t>
       </w:r>
     </w:p>
     <w:p>
@@ -1480,15 +1479,7 @@
         <w:rPr>
           <w:lang w:val="uk-UA"/>
         </w:rPr>
-        <w:t>: Можливість використовуват</w:t>
-      </w:r>
-      <w:bookmarkStart w:id="0" w:name="_GoBack"/>
-      <w:bookmarkEnd w:id="0"/>
-      <w:r>
-        <w:rPr>
-          <w:lang w:val="uk-UA"/>
-        </w:rPr>
-        <w:t>и готові потужні інструменти ОС для специфічних задач (підрахунок, сортування, фільтрація).</w:t>
+        <w:t>: Можливість використовувати готові потужні інструменти ОС для специфічних задач (підрахунок, сортування, фільтрація).</w:t>
       </w:r>
     </w:p>
     <w:p>
@@ -1766,8 +1757,8 @@
       </w:r>
     </w:p>
     <w:sectPr>
-      <w:footerReference w:type="default" r:id="rId10"/>
-      <w:footerReference w:type="first" r:id="rId11"/>
+      <w:footerReference w:type="default" r:id="rId11"/>
+      <w:footerReference w:type="first" r:id="rId12"/>
       <w:pgSz w:w="11906" w:h="16838"/>
       <w:pgMar w:top="850" w:right="850" w:bottom="850" w:left="1417" w:header="708" w:footer="708" w:gutter="0"/>
       <w:cols w:space="708"/>
@@ -3857,6 +3848,41 @@
       <w:lang w:eastAsia="uk-UA"/>
     </w:rPr>
   </w:style>
+  <w:style w:type="character" w:styleId="a9">
+    <w:name w:val="Hyperlink"/>
+    <w:basedOn w:val="a0"/>
+    <w:uiPriority w:val="99"/>
+    <w:unhideWhenUsed/>
+    <w:rsid w:val="005A3F07"/>
+    <w:rPr>
+      <w:color w:val="0563C1" w:themeColor="hyperlink"/>
+      <w:u w:val="single"/>
+    </w:rPr>
+  </w:style>
+  <w:style w:type="character" w:styleId="aa">
+    <w:name w:val="Unresolved Mention"/>
+    <w:basedOn w:val="a0"/>
+    <w:uiPriority w:val="99"/>
+    <w:semiHidden/>
+    <w:unhideWhenUsed/>
+    <w:rsid w:val="005A3F07"/>
+    <w:rPr>
+      <w:color w:val="605E5C"/>
+      <w:shd w:val="clear" w:color="auto" w:fill="E1DFDD"/>
+    </w:rPr>
+  </w:style>
+  <w:style w:type="character" w:styleId="ab">
+    <w:name w:val="FollowedHyperlink"/>
+    <w:basedOn w:val="a0"/>
+    <w:uiPriority w:val="99"/>
+    <w:semiHidden/>
+    <w:unhideWhenUsed/>
+    <w:rsid w:val="005A3F07"/>
+    <w:rPr>
+      <w:color w:val="954F72" w:themeColor="followedHyperlink"/>
+      <w:u w:val="single"/>
+    </w:rPr>
+  </w:style>
 </w:styles>
 </file>
 
